--- a/docs/Setup_Guide.docx
+++ b/docs/Setup_Guide.docx
@@ -3640,6 +3640,954 @@
     </w:lvl>
   </w:abstractNum>
   <w:abstractNum w:abstractNumId="3" w15:restartNumberingAfterBreak="0">
+    <w:multiLevelType w:val="hybridMultilevel"/>
+    <w:lvl w:ilvl="0" w:tentative="1">
+      <w:start w:val="1"/>
+      <w:numFmt w:val="decimal"/>
+      <w:lvlText w:val="%1."/>
+      <w:lvlJc w:val="left"/>
+      <w:pPr>
+        <w:ind w:left="540" w:hanging="360"/>
+      </w:pPr>
+    </w:lvl>
+  </w:abstractNum>
+  <w:abstractNum w:abstractNumId="4" w15:restartNumberingAfterBreak="0">
+    <w:multiLevelType w:val="hybridMultilevel"/>
+    <w:lvl w:ilvl="0" w:tentative="1">
+      <w:start w:val="1"/>
+      <w:numFmt w:val="decimal"/>
+      <w:lvlText w:val="%1."/>
+      <w:lvlJc w:val="left"/>
+      <w:pPr>
+        <w:ind w:left="540" w:hanging="360"/>
+      </w:pPr>
+    </w:lvl>
+  </w:abstractNum>
+  <w:abstractNum w:abstractNumId="5" w15:restartNumberingAfterBreak="0">
+    <w:multiLevelType w:val="hybridMultilevel"/>
+    <w:lvl w:ilvl="0" w:tentative="1">
+      <w:start w:val="1"/>
+      <w:numFmt w:val="decimal"/>
+      <w:lvlText w:val="%1."/>
+      <w:lvlJc w:val="left"/>
+      <w:pPr>
+        <w:ind w:left="540" w:hanging="360"/>
+      </w:pPr>
+    </w:lvl>
+  </w:abstractNum>
+  <w:abstractNum w:abstractNumId="6" w15:restartNumberingAfterBreak="0">
+    <w:multiLevelType w:val="hybridMultilevel"/>
+    <w:lvl w:ilvl="0" w:tentative="1">
+      <w:start w:val="1"/>
+      <w:numFmt w:val="decimal"/>
+      <w:lvlText w:val="%1."/>
+      <w:lvlJc w:val="left"/>
+      <w:pPr>
+        <w:ind w:left="540" w:hanging="360"/>
+      </w:pPr>
+    </w:lvl>
+  </w:abstractNum>
+  <w:abstractNum w:abstractNumId="7" w15:restartNumberingAfterBreak="0">
+    <w:multiLevelType w:val="hybridMultilevel"/>
+    <w:lvl w:ilvl="0" w:tentative="1">
+      <w:start w:val="1"/>
+      <w:numFmt w:val="decimal"/>
+      <w:lvlText w:val="%1."/>
+      <w:lvlJc w:val="left"/>
+      <w:pPr>
+        <w:ind w:left="540" w:hanging="360"/>
+      </w:pPr>
+    </w:lvl>
+  </w:abstractNum>
+  <w:abstractNum w:abstractNumId="8" w15:restartNumberingAfterBreak="0">
+    <w:multiLevelType w:val="hybridMultilevel"/>
+    <w:lvl w:ilvl="0" w:tentative="1">
+      <w:start w:val="1"/>
+      <w:numFmt w:val="decimal"/>
+      <w:lvlText w:val="%1."/>
+      <w:lvlJc w:val="left"/>
+      <w:pPr>
+        <w:ind w:left="540" w:hanging="360"/>
+      </w:pPr>
+    </w:lvl>
+  </w:abstractNum>
+  <w:abstractNum w:abstractNumId="9" w15:restartNumberingAfterBreak="0">
+    <w:multiLevelType w:val="hybridMultilevel"/>
+    <w:lvl w:ilvl="0" w:tentative="1">
+      <w:start w:val="1"/>
+      <w:numFmt w:val="decimal"/>
+      <w:lvlText w:val="%1."/>
+      <w:lvlJc w:val="left"/>
+      <w:pPr>
+        <w:ind w:left="540" w:hanging="360"/>
+      </w:pPr>
+    </w:lvl>
+  </w:abstractNum>
+  <w:abstractNum w:abstractNumId="10" w15:restartNumberingAfterBreak="0">
+    <w:multiLevelType w:val="hybridMultilevel"/>
+    <w:lvl w:ilvl="0" w:tentative="1">
+      <w:start w:val="1"/>
+      <w:numFmt w:val="decimal"/>
+      <w:lvlText w:val="%1."/>
+      <w:lvlJc w:val="left"/>
+      <w:pPr>
+        <w:ind w:left="540" w:hanging="360"/>
+      </w:pPr>
+    </w:lvl>
+  </w:abstractNum>
+  <w:abstractNum w:abstractNumId="11" w15:restartNumberingAfterBreak="0">
+    <w:multiLevelType w:val="hybridMultilevel"/>
+    <w:lvl w:ilvl="0" w:tentative="1">
+      <w:start w:val="1"/>
+      <w:numFmt w:val="decimal"/>
+      <w:lvlText w:val="%1."/>
+      <w:lvlJc w:val="left"/>
+      <w:pPr>
+        <w:ind w:left="540" w:hanging="360"/>
+      </w:pPr>
+    </w:lvl>
+  </w:abstractNum>
+  <w:abstractNum w:abstractNumId="12" w15:restartNumberingAfterBreak="0">
+    <w:multiLevelType w:val="hybridMultilevel"/>
+    <w:lvl w:ilvl="0" w:tentative="1">
+      <w:start w:val="1"/>
+      <w:numFmt w:val="decimal"/>
+      <w:lvlText w:val="%1."/>
+      <w:lvlJc w:val="left"/>
+      <w:pPr>
+        <w:ind w:left="540" w:hanging="360"/>
+      </w:pPr>
+    </w:lvl>
+  </w:abstractNum>
+  <w:abstractNum w:abstractNumId="13" w15:restartNumberingAfterBreak="0">
+    <w:multiLevelType w:val="hybridMultilevel"/>
+    <w:lvl w:ilvl="0" w:tentative="1">
+      <w:start w:val="1"/>
+      <w:numFmt w:val="decimal"/>
+      <w:lvlText w:val="%1."/>
+      <w:lvlJc w:val="left"/>
+      <w:pPr>
+        <w:ind w:left="540" w:hanging="360"/>
+      </w:pPr>
+    </w:lvl>
+  </w:abstractNum>
+  <w:abstractNum w:abstractNumId="14" w15:restartNumberingAfterBreak="0">
+    <w:multiLevelType w:val="hybridMultilevel"/>
+    <w:lvl w:ilvl="0" w:tentative="1">
+      <w:start w:val="1"/>
+      <w:numFmt w:val="decimal"/>
+      <w:lvlText w:val="%1."/>
+      <w:lvlJc w:val="left"/>
+      <w:pPr>
+        <w:ind w:left="540" w:hanging="360"/>
+      </w:pPr>
+    </w:lvl>
+  </w:abstractNum>
+  <w:abstractNum w:abstractNumId="15" w15:restartNumberingAfterBreak="0">
+    <w:multiLevelType w:val="hybridMultilevel"/>
+    <w:lvl w:ilvl="0" w:tentative="1">
+      <w:start w:val="1"/>
+      <w:numFmt w:val="decimal"/>
+      <w:lvlText w:val="%1."/>
+      <w:lvlJc w:val="left"/>
+      <w:pPr>
+        <w:ind w:left="540" w:hanging="360"/>
+      </w:pPr>
+    </w:lvl>
+  </w:abstractNum>
+  <w:abstractNum w:abstractNumId="16" w15:restartNumberingAfterBreak="0">
+    <w:multiLevelType w:val="hybridMultilevel"/>
+    <w:lvl w:ilvl="0" w:tentative="1">
+      <w:start w:val="1"/>
+      <w:numFmt w:val="decimal"/>
+      <w:lvlText w:val="%1."/>
+      <w:lvlJc w:val="left"/>
+      <w:pPr>
+        <w:ind w:left="540" w:hanging="360"/>
+      </w:pPr>
+    </w:lvl>
+  </w:abstractNum>
+  <w:abstractNum w:abstractNumId="17" w15:restartNumberingAfterBreak="0">
+    <w:multiLevelType w:val="hybridMultilevel"/>
+    <w:lvl w:ilvl="0" w:tentative="1">
+      <w:start w:val="1"/>
+      <w:numFmt w:val="decimal"/>
+      <w:lvlText w:val="%1."/>
+      <w:lvlJc w:val="left"/>
+      <w:pPr>
+        <w:ind w:left="540" w:hanging="360"/>
+      </w:pPr>
+    </w:lvl>
+  </w:abstractNum>
+  <w:abstractNum w:abstractNumId="18" w15:restartNumberingAfterBreak="0">
+    <w:multiLevelType w:val="hybridMultilevel"/>
+    <w:lvl w:ilvl="0" w:tentative="1">
+      <w:start w:val="1"/>
+      <w:numFmt w:val="decimal"/>
+      <w:lvlText w:val="%1."/>
+      <w:lvlJc w:val="left"/>
+      <w:pPr>
+        <w:ind w:left="540" w:hanging="360"/>
+      </w:pPr>
+    </w:lvl>
+  </w:abstractNum>
+  <w:abstractNum w:abstractNumId="19" w15:restartNumberingAfterBreak="0">
+    <w:multiLevelType w:val="hybridMultilevel"/>
+    <w:lvl w:ilvl="0" w:tentative="1">
+      <w:start w:val="1"/>
+      <w:numFmt w:val="decimal"/>
+      <w:lvlText w:val="%1."/>
+      <w:lvlJc w:val="left"/>
+      <w:pPr>
+        <w:ind w:left="540" w:hanging="360"/>
+      </w:pPr>
+    </w:lvl>
+  </w:abstractNum>
+  <w:abstractNum w:abstractNumId="20" w15:restartNumberingAfterBreak="0">
+    <w:multiLevelType w:val="hybridMultilevel"/>
+    <w:lvl w:ilvl="0" w:tentative="1">
+      <w:start w:val="1"/>
+      <w:numFmt w:val="decimal"/>
+      <w:lvlText w:val="%1."/>
+      <w:lvlJc w:val="left"/>
+      <w:pPr>
+        <w:ind w:left="540" w:hanging="360"/>
+      </w:pPr>
+    </w:lvl>
+  </w:abstractNum>
+  <w:abstractNum w:abstractNumId="21" w15:restartNumberingAfterBreak="0">
+    <w:multiLevelType w:val="hybridMultilevel"/>
+    <w:lvl w:ilvl="0" w:tentative="1">
+      <w:start w:val="1"/>
+      <w:numFmt w:val="decimal"/>
+      <w:lvlText w:val="%1."/>
+      <w:lvlJc w:val="left"/>
+      <w:pPr>
+        <w:ind w:left="540" w:hanging="360"/>
+      </w:pPr>
+    </w:lvl>
+  </w:abstractNum>
+  <w:abstractNum w:abstractNumId="22" w15:restartNumberingAfterBreak="0">
+    <w:multiLevelType w:val="hybridMultilevel"/>
+    <w:lvl w:ilvl="0" w:tentative="1">
+      <w:start w:val="1"/>
+      <w:numFmt w:val="decimal"/>
+      <w:lvlText w:val="%1."/>
+      <w:lvlJc w:val="left"/>
+      <w:pPr>
+        <w:ind w:left="540" w:hanging="360"/>
+      </w:pPr>
+    </w:lvl>
+  </w:abstractNum>
+  <w:abstractNum w:abstractNumId="23" w15:restartNumberingAfterBreak="0">
+    <w:multiLevelType w:val="hybridMultilevel"/>
+    <w:lvl w:ilvl="0" w:tentative="1">
+      <w:start w:val="1"/>
+      <w:numFmt w:val="decimal"/>
+      <w:lvlText w:val="%1."/>
+      <w:lvlJc w:val="left"/>
+      <w:pPr>
+        <w:ind w:left="540" w:hanging="360"/>
+      </w:pPr>
+    </w:lvl>
+  </w:abstractNum>
+  <w:abstractNum w:abstractNumId="24" w15:restartNumberingAfterBreak="0">
+    <w:multiLevelType w:val="hybridMultilevel"/>
+    <w:lvl w:ilvl="0" w:tentative="1">
+      <w:start w:val="1"/>
+      <w:numFmt w:val="decimal"/>
+      <w:lvlText w:val="%1."/>
+      <w:lvlJc w:val="left"/>
+      <w:pPr>
+        <w:ind w:left="540" w:hanging="360"/>
+      </w:pPr>
+    </w:lvl>
+  </w:abstractNum>
+  <w:abstractNum w:abstractNumId="25" w15:restartNumberingAfterBreak="0">
+    <w:multiLevelType w:val="hybridMultilevel"/>
+    <w:lvl w:ilvl="0" w:tentative="1">
+      <w:start w:val="1"/>
+      <w:numFmt w:val="decimal"/>
+      <w:lvlText w:val="%1."/>
+      <w:lvlJc w:val="left"/>
+      <w:pPr>
+        <w:ind w:left="540" w:hanging="360"/>
+      </w:pPr>
+    </w:lvl>
+  </w:abstractNum>
+  <w:abstractNum w:abstractNumId="26" w15:restartNumberingAfterBreak="0">
+    <w:multiLevelType w:val="hybridMultilevel"/>
+    <w:lvl w:ilvl="0" w:tentative="1">
+      <w:start w:val="1"/>
+      <w:numFmt w:val="decimal"/>
+      <w:lvlText w:val="%1."/>
+      <w:lvlJc w:val="left"/>
+      <w:pPr>
+        <w:ind w:left="540" w:hanging="360"/>
+      </w:pPr>
+    </w:lvl>
+  </w:abstractNum>
+  <w:abstractNum w:abstractNumId="27" w15:restartNumberingAfterBreak="0">
+    <w:multiLevelType w:val="hybridMultilevel"/>
+    <w:lvl w:ilvl="0" w:tentative="1">
+      <w:start w:val="1"/>
+      <w:numFmt w:val="decimal"/>
+      <w:lvlText w:val="%1."/>
+      <w:lvlJc w:val="left"/>
+      <w:pPr>
+        <w:ind w:left="540" w:hanging="360"/>
+      </w:pPr>
+    </w:lvl>
+  </w:abstractNum>
+  <w:abstractNum w:abstractNumId="28" w15:restartNumberingAfterBreak="0">
+    <w:multiLevelType w:val="hybridMultilevel"/>
+    <w:lvl w:ilvl="0" w:tentative="1">
+      <w:start w:val="1"/>
+      <w:numFmt w:val="decimal"/>
+      <w:lvlText w:val="%1."/>
+      <w:lvlJc w:val="left"/>
+      <w:pPr>
+        <w:ind w:left="540" w:hanging="360"/>
+      </w:pPr>
+    </w:lvl>
+  </w:abstractNum>
+  <w:abstractNum w:abstractNumId="29" w15:restartNumberingAfterBreak="0">
+    <w:multiLevelType w:val="hybridMultilevel"/>
+    <w:lvl w:ilvl="0" w:tentative="1">
+      <w:start w:val="1"/>
+      <w:numFmt w:val="decimal"/>
+      <w:lvlText w:val="%1."/>
+      <w:lvlJc w:val="left"/>
+      <w:pPr>
+        <w:ind w:left="540" w:hanging="360"/>
+      </w:pPr>
+    </w:lvl>
+  </w:abstractNum>
+  <w:abstractNum w:abstractNumId="30" w15:restartNumberingAfterBreak="0">
+    <w:multiLevelType w:val="hybridMultilevel"/>
+    <w:lvl w:ilvl="0" w:tentative="1">
+      <w:start w:val="1"/>
+      <w:numFmt w:val="decimal"/>
+      <w:lvlText w:val="%1."/>
+      <w:lvlJc w:val="left"/>
+      <w:pPr>
+        <w:ind w:left="540" w:hanging="360"/>
+      </w:pPr>
+    </w:lvl>
+  </w:abstractNum>
+  <w:abstractNum w:abstractNumId="31" w15:restartNumberingAfterBreak="0">
+    <w:multiLevelType w:val="hybridMultilevel"/>
+    <w:lvl w:ilvl="0" w:tentative="1">
+      <w:start w:val="1"/>
+      <w:numFmt w:val="decimal"/>
+      <w:lvlText w:val="%1."/>
+      <w:lvlJc w:val="left"/>
+      <w:pPr>
+        <w:ind w:left="540" w:hanging="360"/>
+      </w:pPr>
+    </w:lvl>
+  </w:abstractNum>
+  <w:abstractNum w:abstractNumId="32" w15:restartNumberingAfterBreak="0">
+    <w:multiLevelType w:val="hybridMultilevel"/>
+    <w:lvl w:ilvl="0" w:tentative="1">
+      <w:start w:val="1"/>
+      <w:numFmt w:val="decimal"/>
+      <w:lvlText w:val="%1."/>
+      <w:lvlJc w:val="left"/>
+      <w:pPr>
+        <w:ind w:left="540" w:hanging="360"/>
+      </w:pPr>
+    </w:lvl>
+  </w:abstractNum>
+  <w:abstractNum w:abstractNumId="33" w15:restartNumberingAfterBreak="0">
+    <w:multiLevelType w:val="hybridMultilevel"/>
+    <w:lvl w:ilvl="0" w:tentative="1">
+      <w:start w:val="1"/>
+      <w:numFmt w:val="decimal"/>
+      <w:lvlText w:val="%1."/>
+      <w:lvlJc w:val="left"/>
+      <w:pPr>
+        <w:ind w:left="540" w:hanging="360"/>
+      </w:pPr>
+    </w:lvl>
+  </w:abstractNum>
+  <w:abstractNum w:abstractNumId="34" w15:restartNumberingAfterBreak="0">
+    <w:multiLevelType w:val="hybridMultilevel"/>
+    <w:lvl w:ilvl="0" w:tentative="1">
+      <w:start w:val="1"/>
+      <w:numFmt w:val="decimal"/>
+      <w:lvlText w:val="%1."/>
+      <w:lvlJc w:val="left"/>
+      <w:pPr>
+        <w:ind w:left="540" w:hanging="360"/>
+      </w:pPr>
+    </w:lvl>
+  </w:abstractNum>
+  <w:abstractNum w:abstractNumId="35" w15:restartNumberingAfterBreak="0">
+    <w:multiLevelType w:val="hybridMultilevel"/>
+    <w:lvl w:ilvl="0" w:tentative="1">
+      <w:start w:val="1"/>
+      <w:numFmt w:val="decimal"/>
+      <w:lvlText w:val="%1."/>
+      <w:lvlJc w:val="left"/>
+      <w:pPr>
+        <w:ind w:left="540" w:hanging="360"/>
+      </w:pPr>
+    </w:lvl>
+  </w:abstractNum>
+  <w:abstractNum w:abstractNumId="36" w15:restartNumberingAfterBreak="0">
+    <w:multiLevelType w:val="hybridMultilevel"/>
+    <w:lvl w:ilvl="0" w:tentative="1">
+      <w:start w:val="1"/>
+      <w:numFmt w:val="decimal"/>
+      <w:lvlText w:val="%1."/>
+      <w:lvlJc w:val="left"/>
+      <w:pPr>
+        <w:ind w:left="540" w:hanging="360"/>
+      </w:pPr>
+    </w:lvl>
+  </w:abstractNum>
+  <w:abstractNum w:abstractNumId="37" w15:restartNumberingAfterBreak="0">
+    <w:multiLevelType w:val="hybridMultilevel"/>
+    <w:lvl w:ilvl="0" w:tentative="1">
+      <w:start w:val="1"/>
+      <w:numFmt w:val="decimal"/>
+      <w:lvlText w:val="%1."/>
+      <w:lvlJc w:val="left"/>
+      <w:pPr>
+        <w:ind w:left="540" w:hanging="360"/>
+      </w:pPr>
+    </w:lvl>
+  </w:abstractNum>
+  <w:abstractNum w:abstractNumId="38" w15:restartNumberingAfterBreak="0">
+    <w:multiLevelType w:val="hybridMultilevel"/>
+    <w:lvl w:ilvl="0" w:tentative="1">
+      <w:start w:val="1"/>
+      <w:numFmt w:val="decimal"/>
+      <w:lvlText w:val="%1."/>
+      <w:lvlJc w:val="left"/>
+      <w:pPr>
+        <w:ind w:left="540" w:hanging="360"/>
+      </w:pPr>
+    </w:lvl>
+  </w:abstractNum>
+  <w:abstractNum w:abstractNumId="39" w15:restartNumberingAfterBreak="0">
+    <w:multiLevelType w:val="hybridMultilevel"/>
+    <w:lvl w:ilvl="0" w:tentative="1">
+      <w:start w:val="1"/>
+      <w:numFmt w:val="decimal"/>
+      <w:lvlText w:val="%1."/>
+      <w:lvlJc w:val="left"/>
+      <w:pPr>
+        <w:ind w:left="540" w:hanging="360"/>
+      </w:pPr>
+    </w:lvl>
+  </w:abstractNum>
+  <w:abstractNum w:abstractNumId="40" w15:restartNumberingAfterBreak="0">
+    <w:multiLevelType w:val="hybridMultilevel"/>
+    <w:lvl w:ilvl="0" w:tentative="1">
+      <w:start w:val="1"/>
+      <w:numFmt w:val="decimal"/>
+      <w:lvlText w:val="%1."/>
+      <w:lvlJc w:val="left"/>
+      <w:pPr>
+        <w:ind w:left="540" w:hanging="360"/>
+      </w:pPr>
+    </w:lvl>
+  </w:abstractNum>
+  <w:abstractNum w:abstractNumId="41" w15:restartNumberingAfterBreak="0">
+    <w:multiLevelType w:val="hybridMultilevel"/>
+    <w:lvl w:ilvl="0" w:tentative="1">
+      <w:start w:val="1"/>
+      <w:numFmt w:val="decimal"/>
+      <w:lvlText w:val="%1."/>
+      <w:lvlJc w:val="left"/>
+      <w:pPr>
+        <w:ind w:left="540" w:hanging="360"/>
+      </w:pPr>
+    </w:lvl>
+  </w:abstractNum>
+  <w:abstractNum w:abstractNumId="42" w15:restartNumberingAfterBreak="0">
+    <w:multiLevelType w:val="hybridMultilevel"/>
+    <w:lvl w:ilvl="0" w:tentative="1">
+      <w:start w:val="1"/>
+      <w:numFmt w:val="decimal"/>
+      <w:lvlText w:val="%1."/>
+      <w:lvlJc w:val="left"/>
+      <w:pPr>
+        <w:ind w:left="540" w:hanging="360"/>
+      </w:pPr>
+    </w:lvl>
+  </w:abstractNum>
+  <w:abstractNum w:abstractNumId="43" w15:restartNumberingAfterBreak="0">
+    <w:multiLevelType w:val="hybridMultilevel"/>
+    <w:lvl w:ilvl="0" w:tentative="1">
+      <w:start w:val="1"/>
+      <w:numFmt w:val="decimal"/>
+      <w:lvlText w:val="%1."/>
+      <w:lvlJc w:val="left"/>
+      <w:pPr>
+        <w:ind w:left="540" w:hanging="360"/>
+      </w:pPr>
+    </w:lvl>
+  </w:abstractNum>
+  <w:abstractNum w:abstractNumId="44" w15:restartNumberingAfterBreak="0">
+    <w:multiLevelType w:val="hybridMultilevel"/>
+    <w:lvl w:ilvl="0" w:tentative="1">
+      <w:start w:val="1"/>
+      <w:numFmt w:val="decimal"/>
+      <w:lvlText w:val="%1."/>
+      <w:lvlJc w:val="left"/>
+      <w:pPr>
+        <w:ind w:left="540" w:hanging="360"/>
+      </w:pPr>
+    </w:lvl>
+  </w:abstractNum>
+  <w:abstractNum w:abstractNumId="45" w15:restartNumberingAfterBreak="0">
+    <w:multiLevelType w:val="hybridMultilevel"/>
+    <w:lvl w:ilvl="0" w:tentative="1">
+      <w:start w:val="1"/>
+      <w:numFmt w:val="decimal"/>
+      <w:lvlText w:val="%1."/>
+      <w:lvlJc w:val="left"/>
+      <w:pPr>
+        <w:ind w:left="540" w:hanging="360"/>
+      </w:pPr>
+    </w:lvl>
+  </w:abstractNum>
+  <w:abstractNum w:abstractNumId="46" w15:restartNumberingAfterBreak="0">
+    <w:multiLevelType w:val="hybridMultilevel"/>
+    <w:lvl w:ilvl="0" w:tentative="1">
+      <w:start w:val="1"/>
+      <w:numFmt w:val="decimal"/>
+      <w:lvlText w:val="%1."/>
+      <w:lvlJc w:val="left"/>
+      <w:pPr>
+        <w:ind w:left="540" w:hanging="360"/>
+      </w:pPr>
+    </w:lvl>
+  </w:abstractNum>
+  <w:abstractNum w:abstractNumId="47" w15:restartNumberingAfterBreak="0">
+    <w:multiLevelType w:val="hybridMultilevel"/>
+    <w:lvl w:ilvl="0" w:tentative="1">
+      <w:start w:val="1"/>
+      <w:numFmt w:val="decimal"/>
+      <w:lvlText w:val="%1."/>
+      <w:lvlJc w:val="left"/>
+      <w:pPr>
+        <w:ind w:left="540" w:hanging="360"/>
+      </w:pPr>
+    </w:lvl>
+  </w:abstractNum>
+  <w:abstractNum w:abstractNumId="48" w15:restartNumberingAfterBreak="0">
+    <w:multiLevelType w:val="hybridMultilevel"/>
+    <w:lvl w:ilvl="0" w:tentative="1">
+      <w:start w:val="1"/>
+      <w:numFmt w:val="decimal"/>
+      <w:lvlText w:val="%1."/>
+      <w:lvlJc w:val="left"/>
+      <w:pPr>
+        <w:ind w:left="540" w:hanging="360"/>
+      </w:pPr>
+    </w:lvl>
+  </w:abstractNum>
+  <w:abstractNum w:abstractNumId="49" w15:restartNumberingAfterBreak="0">
+    <w:multiLevelType w:val="hybridMultilevel"/>
+    <w:lvl w:ilvl="0" w:tentative="1">
+      <w:start w:val="1"/>
+      <w:numFmt w:val="decimal"/>
+      <w:lvlText w:val="%1."/>
+      <w:lvlJc w:val="left"/>
+      <w:pPr>
+        <w:ind w:left="540" w:hanging="360"/>
+      </w:pPr>
+    </w:lvl>
+  </w:abstractNum>
+  <w:abstractNum w:abstractNumId="50" w15:restartNumberingAfterBreak="0">
+    <w:multiLevelType w:val="hybridMultilevel"/>
+    <w:lvl w:ilvl="0" w:tentative="1">
+      <w:start w:val="1"/>
+      <w:numFmt w:val="decimal"/>
+      <w:lvlText w:val="%1."/>
+      <w:lvlJc w:val="left"/>
+      <w:pPr>
+        <w:ind w:left="540" w:hanging="360"/>
+      </w:pPr>
+    </w:lvl>
+  </w:abstractNum>
+  <w:abstractNum w:abstractNumId="51" w15:restartNumberingAfterBreak="0">
+    <w:multiLevelType w:val="hybridMultilevel"/>
+    <w:lvl w:ilvl="0" w:tentative="1">
+      <w:start w:val="1"/>
+      <w:numFmt w:val="decimal"/>
+      <w:lvlText w:val="%1."/>
+      <w:lvlJc w:val="left"/>
+      <w:pPr>
+        <w:ind w:left="540" w:hanging="360"/>
+      </w:pPr>
+    </w:lvl>
+  </w:abstractNum>
+  <w:abstractNum w:abstractNumId="52" w15:restartNumberingAfterBreak="0">
+    <w:multiLevelType w:val="hybridMultilevel"/>
+    <w:lvl w:ilvl="0" w:tentative="1">
+      <w:start w:val="1"/>
+      <w:numFmt w:val="decimal"/>
+      <w:lvlText w:val="%1."/>
+      <w:lvlJc w:val="left"/>
+      <w:pPr>
+        <w:ind w:left="540" w:hanging="360"/>
+      </w:pPr>
+    </w:lvl>
+  </w:abstractNum>
+  <w:abstractNum w:abstractNumId="53" w15:restartNumberingAfterBreak="0">
+    <w:multiLevelType w:val="hybridMultilevel"/>
+    <w:lvl w:ilvl="0" w:tentative="1">
+      <w:start w:val="1"/>
+      <w:numFmt w:val="decimal"/>
+      <w:lvlText w:val="%1."/>
+      <w:lvlJc w:val="left"/>
+      <w:pPr>
+        <w:ind w:left="540" w:hanging="360"/>
+      </w:pPr>
+    </w:lvl>
+  </w:abstractNum>
+  <w:abstractNum w:abstractNumId="54" w15:restartNumberingAfterBreak="0">
+    <w:multiLevelType w:val="hybridMultilevel"/>
+    <w:lvl w:ilvl="0" w:tentative="1">
+      <w:start w:val="1"/>
+      <w:numFmt w:val="decimal"/>
+      <w:lvlText w:val="%1."/>
+      <w:lvlJc w:val="left"/>
+      <w:pPr>
+        <w:ind w:left="540" w:hanging="360"/>
+      </w:pPr>
+    </w:lvl>
+  </w:abstractNum>
+  <w:abstractNum w:abstractNumId="55" w15:restartNumberingAfterBreak="0">
+    <w:multiLevelType w:val="hybridMultilevel"/>
+    <w:lvl w:ilvl="0" w:tentative="1">
+      <w:start w:val="1"/>
+      <w:numFmt w:val="decimal"/>
+      <w:lvlText w:val="%1."/>
+      <w:lvlJc w:val="left"/>
+      <w:pPr>
+        <w:ind w:left="540" w:hanging="360"/>
+      </w:pPr>
+    </w:lvl>
+  </w:abstractNum>
+  <w:abstractNum w:abstractNumId="56" w15:restartNumberingAfterBreak="0">
+    <w:multiLevelType w:val="hybridMultilevel"/>
+    <w:lvl w:ilvl="0" w:tentative="1">
+      <w:start w:val="1"/>
+      <w:numFmt w:val="decimal"/>
+      <w:lvlText w:val="%1."/>
+      <w:lvlJc w:val="left"/>
+      <w:pPr>
+        <w:ind w:left="540" w:hanging="360"/>
+      </w:pPr>
+    </w:lvl>
+  </w:abstractNum>
+  <w:abstractNum w:abstractNumId="57" w15:restartNumberingAfterBreak="0">
+    <w:multiLevelType w:val="hybridMultilevel"/>
+    <w:lvl w:ilvl="0" w:tentative="1">
+      <w:start w:val="1"/>
+      <w:numFmt w:val="decimal"/>
+      <w:lvlText w:val="%1."/>
+      <w:lvlJc w:val="left"/>
+      <w:pPr>
+        <w:ind w:left="540" w:hanging="360"/>
+      </w:pPr>
+    </w:lvl>
+  </w:abstractNum>
+  <w:abstractNum w:abstractNumId="58" w15:restartNumberingAfterBreak="0">
+    <w:multiLevelType w:val="hybridMultilevel"/>
+    <w:lvl w:ilvl="0" w:tentative="1">
+      <w:start w:val="1"/>
+      <w:numFmt w:val="decimal"/>
+      <w:lvlText w:val="%1."/>
+      <w:lvlJc w:val="left"/>
+      <w:pPr>
+        <w:ind w:left="540" w:hanging="360"/>
+      </w:pPr>
+    </w:lvl>
+  </w:abstractNum>
+  <w:abstractNum w:abstractNumId="59" w15:restartNumberingAfterBreak="0">
+    <w:multiLevelType w:val="hybridMultilevel"/>
+    <w:lvl w:ilvl="0" w:tentative="1">
+      <w:start w:val="1"/>
+      <w:numFmt w:val="decimal"/>
+      <w:lvlText w:val="%1."/>
+      <w:lvlJc w:val="left"/>
+      <w:pPr>
+        <w:ind w:left="540" w:hanging="360"/>
+      </w:pPr>
+    </w:lvl>
+  </w:abstractNum>
+  <w:abstractNum w:abstractNumId="60" w15:restartNumberingAfterBreak="0">
+    <w:multiLevelType w:val="hybridMultilevel"/>
+    <w:lvl w:ilvl="0" w:tentative="1">
+      <w:start w:val="1"/>
+      <w:numFmt w:val="decimal"/>
+      <w:lvlText w:val="%1."/>
+      <w:lvlJc w:val="left"/>
+      <w:pPr>
+        <w:ind w:left="540" w:hanging="360"/>
+      </w:pPr>
+    </w:lvl>
+  </w:abstractNum>
+  <w:abstractNum w:abstractNumId="61" w15:restartNumberingAfterBreak="0">
+    <w:multiLevelType w:val="hybridMultilevel"/>
+    <w:lvl w:ilvl="0" w:tentative="1">
+      <w:start w:val="1"/>
+      <w:numFmt w:val="decimal"/>
+      <w:lvlText w:val="%1."/>
+      <w:lvlJc w:val="left"/>
+      <w:pPr>
+        <w:ind w:left="540" w:hanging="360"/>
+      </w:pPr>
+    </w:lvl>
+  </w:abstractNum>
+  <w:abstractNum w:abstractNumId="62" w15:restartNumberingAfterBreak="0">
+    <w:multiLevelType w:val="hybridMultilevel"/>
+    <w:lvl w:ilvl="0" w:tentative="1">
+      <w:start w:val="1"/>
+      <w:numFmt w:val="decimal"/>
+      <w:lvlText w:val="%1."/>
+      <w:lvlJc w:val="left"/>
+      <w:pPr>
+        <w:ind w:left="540" w:hanging="360"/>
+      </w:pPr>
+    </w:lvl>
+  </w:abstractNum>
+  <w:abstractNum w:abstractNumId="63" w15:restartNumberingAfterBreak="0">
+    <w:multiLevelType w:val="hybridMultilevel"/>
+    <w:lvl w:ilvl="0" w:tentative="1">
+      <w:start w:val="1"/>
+      <w:numFmt w:val="decimal"/>
+      <w:lvlText w:val="%1."/>
+      <w:lvlJc w:val="left"/>
+      <w:pPr>
+        <w:ind w:left="540" w:hanging="360"/>
+      </w:pPr>
+    </w:lvl>
+  </w:abstractNum>
+  <w:abstractNum w:abstractNumId="64" w15:restartNumberingAfterBreak="0">
+    <w:multiLevelType w:val="hybridMultilevel"/>
+    <w:lvl w:ilvl="0" w:tentative="1">
+      <w:start w:val="1"/>
+      <w:numFmt w:val="decimal"/>
+      <w:lvlText w:val="%1."/>
+      <w:lvlJc w:val="left"/>
+      <w:pPr>
+        <w:ind w:left="540" w:hanging="360"/>
+      </w:pPr>
+    </w:lvl>
+  </w:abstractNum>
+  <w:abstractNum w:abstractNumId="65" w15:restartNumberingAfterBreak="0">
+    <w:multiLevelType w:val="hybridMultilevel"/>
+    <w:lvl w:ilvl="0" w:tentative="1">
+      <w:start w:val="1"/>
+      <w:numFmt w:val="decimal"/>
+      <w:lvlText w:val="%1."/>
+      <w:lvlJc w:val="left"/>
+      <w:pPr>
+        <w:ind w:left="540" w:hanging="360"/>
+      </w:pPr>
+    </w:lvl>
+  </w:abstractNum>
+  <w:abstractNum w:abstractNumId="66" w15:restartNumberingAfterBreak="0">
+    <w:multiLevelType w:val="hybridMultilevel"/>
+    <w:lvl w:ilvl="0" w:tentative="1">
+      <w:start w:val="1"/>
+      <w:numFmt w:val="decimal"/>
+      <w:lvlText w:val="%1."/>
+      <w:lvlJc w:val="left"/>
+      <w:pPr>
+        <w:ind w:left="540" w:hanging="360"/>
+      </w:pPr>
+    </w:lvl>
+  </w:abstractNum>
+  <w:abstractNum w:abstractNumId="67" w15:restartNumberingAfterBreak="0">
+    <w:multiLevelType w:val="hybridMultilevel"/>
+    <w:lvl w:ilvl="0" w:tentative="1">
+      <w:start w:val="1"/>
+      <w:numFmt w:val="decimal"/>
+      <w:lvlText w:val="%1."/>
+      <w:lvlJc w:val="left"/>
+      <w:pPr>
+        <w:ind w:left="540" w:hanging="360"/>
+      </w:pPr>
+    </w:lvl>
+  </w:abstractNum>
+  <w:abstractNum w:abstractNumId="68" w15:restartNumberingAfterBreak="0">
+    <w:multiLevelType w:val="hybridMultilevel"/>
+    <w:lvl w:ilvl="0" w:tentative="1">
+      <w:start w:val="1"/>
+      <w:numFmt w:val="decimal"/>
+      <w:lvlText w:val="%1."/>
+      <w:lvlJc w:val="left"/>
+      <w:pPr>
+        <w:ind w:left="540" w:hanging="360"/>
+      </w:pPr>
+    </w:lvl>
+  </w:abstractNum>
+  <w:abstractNum w:abstractNumId="69" w15:restartNumberingAfterBreak="0">
+    <w:multiLevelType w:val="hybridMultilevel"/>
+    <w:lvl w:ilvl="0" w:tentative="1">
+      <w:start w:val="1"/>
+      <w:numFmt w:val="decimal"/>
+      <w:lvlText w:val="%1."/>
+      <w:lvlJc w:val="left"/>
+      <w:pPr>
+        <w:ind w:left="540" w:hanging="360"/>
+      </w:pPr>
+    </w:lvl>
+  </w:abstractNum>
+  <w:abstractNum w:abstractNumId="70" w15:restartNumberingAfterBreak="0">
+    <w:multiLevelType w:val="hybridMultilevel"/>
+    <w:lvl w:ilvl="0" w:tentative="1">
+      <w:start w:val="1"/>
+      <w:numFmt w:val="decimal"/>
+      <w:lvlText w:val="%1."/>
+      <w:lvlJc w:val="left"/>
+      <w:pPr>
+        <w:ind w:left="540" w:hanging="360"/>
+      </w:pPr>
+    </w:lvl>
+  </w:abstractNum>
+  <w:abstractNum w:abstractNumId="71" w15:restartNumberingAfterBreak="0">
+    <w:multiLevelType w:val="hybridMultilevel"/>
+    <w:lvl w:ilvl="0" w:tentative="1">
+      <w:start w:val="1"/>
+      <w:numFmt w:val="decimal"/>
+      <w:lvlText w:val="%1."/>
+      <w:lvlJc w:val="left"/>
+      <w:pPr>
+        <w:ind w:left="540" w:hanging="360"/>
+      </w:pPr>
+    </w:lvl>
+  </w:abstractNum>
+  <w:abstractNum w:abstractNumId="72" w15:restartNumberingAfterBreak="0">
+    <w:multiLevelType w:val="hybridMultilevel"/>
+    <w:lvl w:ilvl="0" w:tentative="1">
+      <w:start w:val="1"/>
+      <w:numFmt w:val="decimal"/>
+      <w:lvlText w:val="%1."/>
+      <w:lvlJc w:val="left"/>
+      <w:pPr>
+        <w:ind w:left="540" w:hanging="360"/>
+      </w:pPr>
+    </w:lvl>
+  </w:abstractNum>
+  <w:abstractNum w:abstractNumId="73" w15:restartNumberingAfterBreak="0">
+    <w:multiLevelType w:val="hybridMultilevel"/>
+    <w:lvl w:ilvl="0" w:tentative="1">
+      <w:start w:val="1"/>
+      <w:numFmt w:val="decimal"/>
+      <w:lvlText w:val="%1."/>
+      <w:lvlJc w:val="left"/>
+      <w:pPr>
+        <w:ind w:left="540" w:hanging="360"/>
+      </w:pPr>
+    </w:lvl>
+  </w:abstractNum>
+  <w:abstractNum w:abstractNumId="74" w15:restartNumberingAfterBreak="0">
+    <w:multiLevelType w:val="hybridMultilevel"/>
+    <w:lvl w:ilvl="0" w:tentative="1">
+      <w:start w:val="1"/>
+      <w:numFmt w:val="decimal"/>
+      <w:lvlText w:val="%1."/>
+      <w:lvlJc w:val="left"/>
+      <w:pPr>
+        <w:ind w:left="540" w:hanging="360"/>
+      </w:pPr>
+    </w:lvl>
+  </w:abstractNum>
+  <w:abstractNum w:abstractNumId="75" w15:restartNumberingAfterBreak="0">
+    <w:multiLevelType w:val="hybridMultilevel"/>
+    <w:lvl w:ilvl="0" w:tentative="1">
+      <w:start w:val="1"/>
+      <w:numFmt w:val="decimal"/>
+      <w:lvlText w:val="%1."/>
+      <w:lvlJc w:val="left"/>
+      <w:pPr>
+        <w:ind w:left="540" w:hanging="360"/>
+      </w:pPr>
+    </w:lvl>
+  </w:abstractNum>
+  <w:abstractNum w:abstractNumId="76" w15:restartNumberingAfterBreak="0">
+    <w:multiLevelType w:val="hybridMultilevel"/>
+    <w:lvl w:ilvl="0" w:tentative="1">
+      <w:start w:val="1"/>
+      <w:numFmt w:val="decimal"/>
+      <w:lvlText w:val="%1."/>
+      <w:lvlJc w:val="left"/>
+      <w:pPr>
+        <w:ind w:left="540" w:hanging="360"/>
+      </w:pPr>
+    </w:lvl>
+  </w:abstractNum>
+  <w:abstractNum w:abstractNumId="77" w15:restartNumberingAfterBreak="0">
+    <w:multiLevelType w:val="hybridMultilevel"/>
+    <w:lvl w:ilvl="0" w:tentative="1">
+      <w:start w:val="1"/>
+      <w:numFmt w:val="decimal"/>
+      <w:lvlText w:val="%1."/>
+      <w:lvlJc w:val="left"/>
+      <w:pPr>
+        <w:ind w:left="540" w:hanging="360"/>
+      </w:pPr>
+    </w:lvl>
+  </w:abstractNum>
+  <w:abstractNum w:abstractNumId="78" w15:restartNumberingAfterBreak="0">
+    <w:multiLevelType w:val="hybridMultilevel"/>
+    <w:lvl w:ilvl="0" w:tentative="1">
+      <w:start w:val="1"/>
+      <w:numFmt w:val="decimal"/>
+      <w:lvlText w:val="%1."/>
+      <w:lvlJc w:val="left"/>
+      <w:pPr>
+        <w:ind w:left="540" w:hanging="360"/>
+      </w:pPr>
+    </w:lvl>
+  </w:abstractNum>
+  <w:abstractNum w:abstractNumId="79" w15:restartNumberingAfterBreak="0">
+    <w:multiLevelType w:val="hybridMultilevel"/>
+    <w:lvl w:ilvl="0" w:tentative="1">
+      <w:start w:val="1"/>
+      <w:numFmt w:val="decimal"/>
+      <w:lvlText w:val="%1."/>
+      <w:lvlJc w:val="left"/>
+      <w:pPr>
+        <w:ind w:left="540" w:hanging="360"/>
+      </w:pPr>
+    </w:lvl>
+  </w:abstractNum>
+  <w:abstractNum w:abstractNumId="80" w15:restartNumberingAfterBreak="0">
+    <w:multiLevelType w:val="hybridMultilevel"/>
+    <w:lvl w:ilvl="0" w:tentative="1">
+      <w:start w:val="1"/>
+      <w:numFmt w:val="decimal"/>
+      <w:lvlText w:val="%1."/>
+      <w:lvlJc w:val="left"/>
+      <w:pPr>
+        <w:ind w:left="540" w:hanging="360"/>
+      </w:pPr>
+    </w:lvl>
+  </w:abstractNum>
+  <w:abstractNum w:abstractNumId="81" w15:restartNumberingAfterBreak="0">
+    <w:multiLevelType w:val="hybridMultilevel"/>
+    <w:lvl w:ilvl="0" w:tentative="1">
+      <w:start w:val="1"/>
+      <w:numFmt w:val="decimal"/>
+      <w:lvlText w:val="%1."/>
+      <w:lvlJc w:val="left"/>
+      <w:pPr>
+        <w:ind w:left="540" w:hanging="360"/>
+      </w:pPr>
+    </w:lvl>
+  </w:abstractNum>
+  <w:abstractNum w:abstractNumId="82" w15:restartNumberingAfterBreak="0">
     <w:multiLevelType w:val="hybridMultilevel"/>
     <w:lvl w:ilvl="0" w:tentative="1">
       <w:start w:val="1"/>

--- a/docs/Setup_Guide.docx
+++ b/docs/Setup_Guide.docx
@@ -43,7 +43,7 @@
         <w:rPr>
           <w:rFonts w:ascii="Calibri" w:cs="Calibri" w:eastAsia="Calibri" w:hAnsi="Calibri"/>
         </w:rPr>
-        <w:t xml:space="preserve">The project is three services that work together. Setup is one script and starting is one command. Without an Anthropic API key everything still runs, in a documented offline fallback mode.</w:t>
+        <w:t xml:space="preserve">The project is three services that work together. Setup is one script and starting is one command. You choose the AI provider (Claude, Groq or Gemini) in the settings file. Without any AI key everything still runs, in a documented offline fallback mode.</w:t>
       </w:r>
     </w:p>
     <w:tbl>
@@ -1738,7 +1738,7 @@
                 <w:sz w:val="20"/>
                 <w:szCs w:val="20"/>
               </w:rPr>
-              <w:t xml:space="preserve">ANTHROPIC_API_KEY</w:t>
+              <w:t xml:space="preserve">LLM_PROVIDER</w:t>
             </w:r>
           </w:p>
         </w:tc>
@@ -1767,7 +1767,7 @@
                 <w:sz w:val="20"/>
                 <w:szCs w:val="20"/>
               </w:rPr>
-              <w:t xml:space="preserve">Your Claude key. Leave empty to run in offline fallback mode. With a key the services use Claude for answers, drafts and transcript analysis.</w:t>
+              <w:t xml:space="preserve">The default AI provider: claude, groq, gemini, auto or offline. auto uses the first provider that has a key (claude, then groq, then gemini). offline never calls any AI.</w:t>
             </w:r>
           </w:p>
         </w:tc>
@@ -1801,7 +1801,7 @@
                 <w:sz w:val="20"/>
                 <w:szCs w:val="20"/>
               </w:rPr>
-              <w:t xml:space="preserve">KB_API_KEY</w:t>
+              <w:t xml:space="preserve">LLM_FALLBACK</w:t>
             </w:r>
           </w:p>
         </w:tc>
@@ -1830,7 +1830,7 @@
                 <w:sz w:val="20"/>
                 <w:szCs w:val="20"/>
               </w:rPr>
-              <w:t xml:space="preserve">Optional shared secret between the services. Leave empty for local use.</w:t>
+              <w:t xml:space="preserve">Backups used if the default fails (rate limit, outage, unusable reply): auto (every other provider that has a key), none, or a list such as groq,gemini. If all fail, the built-in offline method is used.</w:t>
             </w:r>
           </w:p>
         </w:tc>
@@ -1864,7 +1864,7 @@
                 <w:sz w:val="20"/>
                 <w:szCs w:val="20"/>
               </w:rPr>
-              <w:t xml:space="preserve">KB_SITEMAP_URL</w:t>
+              <w:t xml:space="preserve">ANTHROPIC_API_KEY / GROQ_API_KEY / GEMINI_API_KEY</w:t>
             </w:r>
           </w:p>
         </w:tc>
@@ -1893,7 +1893,7 @@
                 <w:sz w:val="20"/>
                 <w:szCs w:val="20"/>
               </w:rPr>
-              <w:t xml:space="preserve">Help-centre sitemap to learn from. Default is the Brilliant Directories Solution Center.</w:t>
+              <w:t xml:space="preserve">Your keys. Fill in only the providers you use. Groq and Gemini offer free tiers; Claude is the model family the capstone brief asks for.</w:t>
             </w:r>
           </w:p>
         </w:tc>
@@ -1927,7 +1927,7 @@
                 <w:sz w:val="20"/>
                 <w:szCs w:val="20"/>
               </w:rPr>
-              <w:t xml:space="preserve">KB_ANSWER_MODEL / KB_VISION_MODEL</w:t>
+              <w:t xml:space="preserve">KB_API_KEY</w:t>
             </w:r>
           </w:p>
         </w:tc>
@@ -1956,7 +1956,196 @@
                 <w:sz w:val="20"/>
                 <w:szCs w:val="20"/>
               </w:rPr>
-              <w:t xml:space="preserve">Claude models for answers and screenshot reading (defaults are set).</w:t>
+              <w:t xml:space="preserve">Optional shared secret between the services. Leave empty for local use.</w:t>
+            </w:r>
+          </w:p>
+        </w:tc>
+      </w:tr>
+      <w:tr>
+        <w:trPr>
+          <w:cantSplit/>
+        </w:trPr>
+        <w:tc>
+          <w:tcPr>
+            <w:tcW w:type="dxa" w:w="2900"/>
+            <w:tcBorders>
+              <w:top w:val="single" w:color="BFBFBF" w:sz="4"/>
+              <w:left w:val="single" w:color="BFBFBF" w:sz="4"/>
+              <w:bottom w:val="single" w:color="BFBFBF" w:sz="4"/>
+              <w:right w:val="single" w:color="BFBFBF" w:sz="4"/>
+            </w:tcBorders>
+            <w:tcMar>
+              <w:top w:type="dxa" w:w="70"/>
+              <w:left w:type="dxa" w:w="110"/>
+              <w:bottom w:type="dxa" w:w="70"/>
+              <w:right w:type="dxa" w:w="110"/>
+            </w:tcMar>
+          </w:tcPr>
+          <w:p>
+            <w:r>
+              <w:rPr>
+                <w:rFonts w:ascii="Calibri" w:cs="Calibri" w:eastAsia="Calibri" w:hAnsi="Calibri"/>
+                <w:b w:val="false"/>
+                <w:bCs w:val="false"/>
+                <w:sz w:val="20"/>
+                <w:szCs w:val="20"/>
+              </w:rPr>
+              <w:t xml:space="preserve">KB_SITEMAP_URL</w:t>
+            </w:r>
+          </w:p>
+        </w:tc>
+        <w:tc>
+          <w:tcPr>
+            <w:tcW w:type="dxa" w:w="6126"/>
+            <w:tcBorders>
+              <w:top w:val="single" w:color="BFBFBF" w:sz="4"/>
+              <w:left w:val="single" w:color="BFBFBF" w:sz="4"/>
+              <w:bottom w:val="single" w:color="BFBFBF" w:sz="4"/>
+              <w:right w:val="single" w:color="BFBFBF" w:sz="4"/>
+            </w:tcBorders>
+            <w:tcMar>
+              <w:top w:type="dxa" w:w="70"/>
+              <w:left w:type="dxa" w:w="110"/>
+              <w:bottom w:type="dxa" w:w="70"/>
+              <w:right w:type="dxa" w:w="110"/>
+            </w:tcMar>
+          </w:tcPr>
+          <w:p>
+            <w:r>
+              <w:rPr>
+                <w:rFonts w:ascii="Calibri" w:cs="Calibri" w:eastAsia="Calibri" w:hAnsi="Calibri"/>
+                <w:b w:val="false"/>
+                <w:bCs w:val="false"/>
+                <w:sz w:val="20"/>
+                <w:szCs w:val="20"/>
+              </w:rPr>
+              <w:t xml:space="preserve">Help-centre sitemap to learn from. Default is the Brilliant Directories Solution Center.</w:t>
+            </w:r>
+          </w:p>
+        </w:tc>
+      </w:tr>
+      <w:tr>
+        <w:trPr>
+          <w:cantSplit/>
+        </w:trPr>
+        <w:tc>
+          <w:tcPr>
+            <w:tcW w:type="dxa" w:w="2900"/>
+            <w:tcBorders>
+              <w:top w:val="single" w:color="BFBFBF" w:sz="4"/>
+              <w:left w:val="single" w:color="BFBFBF" w:sz="4"/>
+              <w:bottom w:val="single" w:color="BFBFBF" w:sz="4"/>
+              <w:right w:val="single" w:color="BFBFBF" w:sz="4"/>
+            </w:tcBorders>
+            <w:tcMar>
+              <w:top w:type="dxa" w:w="70"/>
+              <w:left w:type="dxa" w:w="110"/>
+              <w:bottom w:type="dxa" w:w="70"/>
+              <w:right w:type="dxa" w:w="110"/>
+            </w:tcMar>
+          </w:tcPr>
+          <w:p>
+            <w:r>
+              <w:rPr>
+                <w:rFonts w:ascii="Calibri" w:cs="Calibri" w:eastAsia="Calibri" w:hAnsi="Calibri"/>
+                <w:b w:val="false"/>
+                <w:bCs w:val="false"/>
+                <w:sz w:val="20"/>
+                <w:szCs w:val="20"/>
+              </w:rPr>
+              <w:t xml:space="preserve">KB_ANSWER_MODEL / INBOX_DRAFT_MODEL / SCOPE_ANALYST_MODEL</w:t>
+            </w:r>
+          </w:p>
+        </w:tc>
+        <w:tc>
+          <w:tcPr>
+            <w:tcW w:type="dxa" w:w="6126"/>
+            <w:tcBorders>
+              <w:top w:val="single" w:color="BFBFBF" w:sz="4"/>
+              <w:left w:val="single" w:color="BFBFBF" w:sz="4"/>
+              <w:bottom w:val="single" w:color="BFBFBF" w:sz="4"/>
+              <w:right w:val="single" w:color="BFBFBF" w:sz="4"/>
+            </w:tcBorders>
+            <w:tcMar>
+              <w:top w:type="dxa" w:w="70"/>
+              <w:left w:type="dxa" w:w="110"/>
+              <w:bottom w:type="dxa" w:w="70"/>
+              <w:right w:type="dxa" w:w="110"/>
+            </w:tcMar>
+          </w:tcPr>
+          <w:p>
+            <w:r>
+              <w:rPr>
+                <w:rFonts w:ascii="Calibri" w:cs="Calibri" w:eastAsia="Calibri" w:hAnsi="Calibri"/>
+                <w:b w:val="false"/>
+                <w:bCs w:val="false"/>
+                <w:sz w:val="20"/>
+                <w:szCs w:val="20"/>
+              </w:rPr>
+              <w:t xml:space="preserve">Claude models per task (defaults are set).</w:t>
+            </w:r>
+          </w:p>
+        </w:tc>
+      </w:tr>
+      <w:tr>
+        <w:trPr>
+          <w:cantSplit/>
+        </w:trPr>
+        <w:tc>
+          <w:tcPr>
+            <w:tcW w:type="dxa" w:w="2900"/>
+            <w:tcBorders>
+              <w:top w:val="single" w:color="BFBFBF" w:sz="4"/>
+              <w:left w:val="single" w:color="BFBFBF" w:sz="4"/>
+              <w:bottom w:val="single" w:color="BFBFBF" w:sz="4"/>
+              <w:right w:val="single" w:color="BFBFBF" w:sz="4"/>
+            </w:tcBorders>
+            <w:tcMar>
+              <w:top w:type="dxa" w:w="70"/>
+              <w:left w:type="dxa" w:w="110"/>
+              <w:bottom w:type="dxa" w:w="70"/>
+              <w:right w:type="dxa" w:w="110"/>
+            </w:tcMar>
+          </w:tcPr>
+          <w:p>
+            <w:r>
+              <w:rPr>
+                <w:rFonts w:ascii="Calibri" w:cs="Calibri" w:eastAsia="Calibri" w:hAnsi="Calibri"/>
+                <w:b w:val="false"/>
+                <w:bCs w:val="false"/>
+                <w:sz w:val="20"/>
+                <w:szCs w:val="20"/>
+              </w:rPr>
+              <w:t xml:space="preserve">GROQ_MODEL / GEMINI_MODEL</w:t>
+            </w:r>
+          </w:p>
+        </w:tc>
+        <w:tc>
+          <w:tcPr>
+            <w:tcW w:type="dxa" w:w="6126"/>
+            <w:tcBorders>
+              <w:top w:val="single" w:color="BFBFBF" w:sz="4"/>
+              <w:left w:val="single" w:color="BFBFBF" w:sz="4"/>
+              <w:bottom w:val="single" w:color="BFBFBF" w:sz="4"/>
+              <w:right w:val="single" w:color="BFBFBF" w:sz="4"/>
+            </w:tcBorders>
+            <w:tcMar>
+              <w:top w:type="dxa" w:w="70"/>
+              <w:left w:type="dxa" w:w="110"/>
+              <w:bottom w:type="dxa" w:w="70"/>
+              <w:right w:type="dxa" w:w="110"/>
+            </w:tcMar>
+          </w:tcPr>
+          <w:p>
+            <w:r>
+              <w:rPr>
+                <w:rFonts w:ascii="Calibri" w:cs="Calibri" w:eastAsia="Calibri" w:hAnsi="Calibri"/>
+                <w:b w:val="false"/>
+                <w:bCs w:val="false"/>
+                <w:sz w:val="20"/>
+                <w:szCs w:val="20"/>
+              </w:rPr>
+              <w:t xml:space="preserve">Models used when those providers are selected. Provider model names change over time, so check the current list on the provider website.</w:t>
             </w:r>
           </w:p>
         </w:tc>
@@ -2456,7 +2645,22 @@
           <w:sz w:val="20"/>
           <w:szCs w:val="20"/>
         </w:rPr>
-        <w:t xml:space="preserve"># with ANTHROPIC_API_KEY set, compare Claude models:</w:t>
+        <w:t xml:space="preserve"># with keys set, compare models (written provider:model; each run uses exactly one provider):</w:t>
+      </w:r>
+    </w:p>
+    <w:p>
+      <w:pPr>
+        <w:shd w:fill="F2F2F2" w:val="clear"/>
+        <w:spacing w:after="0"/>
+        <w:ind w:left="200"/>
+      </w:pPr>
+      <w:r>
+        <w:rPr>
+          <w:rFonts w:ascii="Consolas" w:cs="Consolas" w:eastAsia="Consolas" w:hAnsi="Consolas"/>
+          <w:sz w:val="20"/>
+          <w:szCs w:val="20"/>
+        </w:rPr>
+        <w:t xml:space="preserve">python -m evaluation.run_eval --models claude:claude-haiku-5-5 claude:claude-sonnet-5-5   (Task 1)</w:t>
       </w:r>
     </w:p>
     <w:p>
@@ -2471,7 +2675,7 @@
           <w:sz w:val="20"/>
           <w:szCs w:val="20"/>
         </w:rPr>
-        <w:t xml:space="preserve">python -m evaluation.run_eval --models claude-haiku-5-5 claude-sonnet-5-5</w:t>
+        <w:t xml:space="preserve">npm run eval -- --compare claude:claude-haiku-5-5,claude:claude-sonnet-5-5               (Task 2)</w:t>
       </w:r>
     </w:p>
     <w:p>
@@ -3121,7 +3325,7 @@
                 <w:sz w:val="20"/>
                 <w:szCs w:val="20"/>
               </w:rPr>
-              <w:t xml:space="preserve">No API key, so offline fallback</w:t>
+              <w:t xml:space="preserve">No AI key, so offline fallback</w:t>
             </w:r>
           </w:p>
         </w:tc>
@@ -3150,7 +3354,7 @@
                 <w:sz w:val="20"/>
                 <w:szCs w:val="20"/>
               </w:rPr>
-              <w:t xml:space="preserve">Add ANTHROPIC_API_KEY to .env and restart</w:t>
+              <w:t xml:space="preserve">Add a key to .env, set LLM_PROVIDER, restart, and check the llm line at /health</w:t>
             </w:r>
           </w:p>
         </w:tc>
